--- a/Conceptions/Repartitions taches.docx
+++ b/Conceptions/Repartitions taches.docx
@@ -83,90 +83,72 @@
           <w:sz w:val="28"/>
           <w:szCs w:val="28"/>
         </w:rPr>
-        <w:t>Il faut s</w:t>
-      </w:r>
-      <w:r>
+        <w:t>Il faut se mettre à jour avec le travail des autres</w:t>
+      </w:r>
+    </w:p>
+    <w:p>
+      <w:proofErr w:type="gramStart"/>
+      <w:r>
+        <w:t>git</w:t>
+      </w:r>
+      <w:proofErr w:type="gramEnd"/>
+      <w:r>
+        <w:t xml:space="preserve"> </w:t>
+      </w:r>
+      <w:proofErr w:type="spellStart"/>
+      <w:r>
+        <w:t>checkout</w:t>
+      </w:r>
+      <w:proofErr w:type="spellEnd"/>
+      <w:r>
+        <w:t xml:space="preserve"> </w:t>
+      </w:r>
+      <w:proofErr w:type="spellStart"/>
+      <w:r>
+        <w:t>develop</w:t>
+      </w:r>
+      <w:proofErr w:type="spellEnd"/>
+    </w:p>
+    <w:p>
+      <w:proofErr w:type="gramStart"/>
+      <w:r>
+        <w:t>git</w:t>
+      </w:r>
+      <w:proofErr w:type="gramEnd"/>
+      <w:r>
+        <w:t xml:space="preserve"> pull </w:t>
+      </w:r>
+      <w:proofErr w:type="spellStart"/>
+      <w:r>
+        <w:t>origin</w:t>
+      </w:r>
+      <w:proofErr w:type="spellEnd"/>
+      <w:r>
+        <w:t xml:space="preserve"> </w:t>
+      </w:r>
+      <w:proofErr w:type="spellStart"/>
+      <w:r>
+        <w:t>develop</w:t>
+      </w:r>
+      <w:proofErr w:type="spellEnd"/>
+    </w:p>
+    <w:p>
+      <w:pPr>
         <w:rPr>
           <w:b/>
           <w:bCs/>
           <w:sz w:val="28"/>
           <w:szCs w:val="28"/>
         </w:rPr>
-        <w:t>e mettre à jour avec le travail des autres</w:t>
-      </w:r>
-    </w:p>
-    <w:p>
-      <w:proofErr w:type="gramStart"/>
-      <w:r>
-        <w:t>git</w:t>
-      </w:r>
-      <w:proofErr w:type="gramEnd"/>
-      <w:r>
-        <w:t xml:space="preserve"> </w:t>
-      </w:r>
-      <w:proofErr w:type="spellStart"/>
-      <w:r>
-        <w:t>checkout</w:t>
-      </w:r>
-      <w:proofErr w:type="spellEnd"/>
-      <w:r>
-        <w:t xml:space="preserve"> </w:t>
-      </w:r>
-      <w:proofErr w:type="spellStart"/>
-      <w:r>
-        <w:t>develop</w:t>
-      </w:r>
-      <w:proofErr w:type="spellEnd"/>
-    </w:p>
-    <w:p>
-      <w:proofErr w:type="gramStart"/>
-      <w:r>
-        <w:t>git</w:t>
-      </w:r>
-      <w:proofErr w:type="gramEnd"/>
-      <w:r>
-        <w:t xml:space="preserve"> pull </w:t>
-      </w:r>
-      <w:proofErr w:type="spellStart"/>
-      <w:r>
-        <w:t>origin</w:t>
-      </w:r>
-      <w:proofErr w:type="spellEnd"/>
-      <w:r>
-        <w:t xml:space="preserve"> </w:t>
-      </w:r>
-      <w:proofErr w:type="spellStart"/>
-      <w:r>
-        <w:t>develop</w:t>
-      </w:r>
-      <w:proofErr w:type="spellEnd"/>
-    </w:p>
-    <w:p>
-      <w:pPr>
+      </w:pPr>
+      <w:r>
         <w:rPr>
           <w:b/>
           <w:bCs/>
           <w:sz w:val="28"/>
           <w:szCs w:val="28"/>
         </w:rPr>
-      </w:pPr>
-      <w:r>
-        <w:rPr>
-          <w:b/>
-          <w:bCs/>
-          <w:sz w:val="28"/>
-          <w:szCs w:val="28"/>
-        </w:rPr>
-        <w:t>Puis r</w:t>
-      </w:r>
-      <w:r>
-        <w:rPr>
-          <w:b/>
-          <w:bCs/>
-          <w:sz w:val="28"/>
-          <w:szCs w:val="28"/>
-        </w:rPr>
-        <w:t>etourner sur sa branche</w:t>
+        <w:t>Puis retourner sur sa branche</w:t>
       </w:r>
     </w:p>
     <w:p>
@@ -2126,6 +2108,10 @@
     <w:p/>
     <w:p>
       <w:r>
+        <w:rPr>
+          <w:noProof/>
+          <w:lang w:val="en-US"/>
+        </w:rPr>
         <w:lastRenderedPageBreak/>
         <w:drawing>
           <wp:inline distT="0" distB="0" distL="0" distR="0" wp14:anchorId="23A34EA0" wp14:editId="1FE6C89E">
@@ -2162,6 +2148,66 @@
             </a:graphic>
           </wp:inline>
         </w:drawing>
+      </w:r>
+    </w:p>
+    <w:p>
+      <w:r>
+        <w:lastRenderedPageBreak/>
+        <w:drawing>
+          <wp:inline distT="0" distB="0" distL="0" distR="0" wp14:anchorId="794E4196" wp14:editId="358A0D2F">
+            <wp:extent cx="2736215" cy="8258810"/>
+            <wp:effectExtent l="0" t="0" r="6985" b="8890"/>
+            <wp:docPr id="2" name="Image 2"/>
+            <wp:cNvGraphicFramePr>
+              <a:graphicFrameLocks xmlns:a="http://schemas.openxmlformats.org/drawingml/2006/main" noChangeAspect="1"/>
+            </wp:cNvGraphicFramePr>
+            <a:graphic xmlns:a="http://schemas.openxmlformats.org/drawingml/2006/main">
+              <a:graphicData uri="http://schemas.openxmlformats.org/drawingml/2006/picture">
+                <pic:pic xmlns:pic="http://schemas.openxmlformats.org/drawingml/2006/picture">
+                  <pic:nvPicPr>
+                    <pic:cNvPr id="1" name=""/>
+                    <pic:cNvPicPr/>
+                  </pic:nvPicPr>
+                  <pic:blipFill>
+                    <a:blip r:embed="rId6"/>
+                    <a:stretch>
+                      <a:fillRect/>
+                    </a:stretch>
+                  </pic:blipFill>
+                  <pic:spPr>
+                    <a:xfrm>
+                      <a:off x="0" y="0"/>
+                      <a:ext cx="2736215" cy="8258810"/>
+                    </a:xfrm>
+                    <a:prstGeom prst="rect">
+                      <a:avLst/>
+                    </a:prstGeom>
+                  </pic:spPr>
+                </pic:pic>
+              </a:graphicData>
+            </a:graphic>
+          </wp:inline>
+        </w:drawing>
+      </w:r>
+    </w:p>
+    <w:p/>
+    <w:p/>
+    <w:p>
+      <w:r>
+        <w:t xml:space="preserve">Remarques : </w:t>
+      </w:r>
+    </w:p>
+    <w:p>
+      <w:r>
+        <w:t xml:space="preserve">Ajout </w:t>
+      </w:r>
+      <w:proofErr w:type="spellStart"/>
+      <w:r>
+        <w:t>age</w:t>
+      </w:r>
+      <w:proofErr w:type="spellEnd"/>
+      <w:r>
+        <w:t xml:space="preserve"> dans user data classe</w:t>
       </w:r>
       <w:bookmarkStart w:id="0" w:name="_GoBack"/>
       <w:bookmarkEnd w:id="0"/>
